--- a/paper-csf/highlights.docx
+++ b/paper-csf/highlights.docx
@@ -31,7 +31,7 @@
         <w:pStyle w:val="ListBullet"/>
       </w:pPr>
       <w:r>
-        <w:t>In-group conduct is a security parameter: forgery tolerance 0.866 versus 0.400</w:t>
+        <w:t>In-group conduct is a security parameter: forgery tolerance 0.866 vs 0.400 at r=0</w:t>
       </w:r>
     </w:p>
     <w:p>
@@ -55,7 +55,7 @@
         <w:pStyle w:val="ListBullet"/>
       </w:pPr>
       <w:r>
-        <w:t>The flow is bistable, so certification buys robustness and not a safer level</w:t>
+        <w:t>Two disjoint attracting faces: certification buys robustness, not a safer level</w:t>
       </w:r>
     </w:p>
     <w:sectPr>

--- a/paper-csf/highlights.docx
+++ b/paper-csf/highlights.docx
@@ -15,7 +15,7 @@
         <w:rPr>
           <w:i/>
         </w:rPr>
-        <w:t>Forgeable greenbeards: bistability and hollow collapse in the evolutionary dynamics of certified agent populations</w:t>
+        <w:t>Forgeable greenbeards: multistability and hollow collapse in certified agent populations</w:t>
       </w:r>
     </w:p>
     <w:p>
@@ -23,7 +23,7 @@
         <w:pStyle w:val="ListBullet"/>
       </w:pPr>
       <w:r>
-        <w:t>A forgeable identity tag turns certification into a nonlinear population flow</w:t>
+        <w:t>A forgeable identity tag induces multistability in a 48-strategy flow</w:t>
       </w:r>
     </w:p>
     <w:p>
@@ -31,7 +31,7 @@
         <w:pStyle w:val="ListBullet"/>
       </w:pPr>
       <w:r>
-        <w:t>In-group conduct is a security parameter: forgery tolerance 0.866 vs 0.400 at r=0</w:t>
+        <w:t>Conditional cooperation more than doubles tolerance to credential forgery</w:t>
       </w:r>
     </w:p>
     <w:p>
@@ -39,7 +39,7 @@
         <w:pStyle w:val="ListBullet"/>
       </w:pPr>
       <w:r>
-        <w:t>The protective fine diverges as forgery becomes undetectable</w:t>
+        <w:t>No finite fine replaces detection as forgery becomes undetectable</w:t>
       </w:r>
     </w:p>
     <w:p>
@@ -47,7 +47,7 @@
         <w:pStyle w:val="ListBullet"/>
       </w:pPr>
       <w:r>
-        <w:t>Behavioural mimics hollow out the tag before conduct ever degrades</w:t>
+        <w:t>Mimics hollow out credential integrity before observable conduct degrades</w:t>
       </w:r>
     </w:p>
     <w:p>
@@ -55,7 +55,7 @@
         <w:pStyle w:val="ListBullet"/>
       </w:pPr>
       <w:r>
-        <w:t>Two disjoint attracting faces: certification buys robustness, not a safer level</w:t>
+        <w:t>Certification buys robustness through an exclusionary entry barrier</w:t>
       </w:r>
     </w:p>
     <w:sectPr>

--- a/paper-csf/highlights.docx
+++ b/paper-csf/highlights.docx
@@ -16,6 +16,11 @@
           <w:i/>
         </w:rPr>
         <w:t>Forgeable greenbeards: multistability and hollow collapse in certified agent populations</w:t>
+      </w:r>
+    </w:p>
+    <w:p>
+      <w:r>
+        <w:t>Trung-Kiet Huynh, Dao-Sy Duy-Minh, Chi-Nguyen Tran, Pham Phu Hoa, and Nguyen Lam Phu Quy</w:t>
       </w:r>
     </w:p>
     <w:p>
